--- a/ind/docx/23.content.docx
+++ b/ind/docx/23.content.docx
@@ -11,6 +11,15 @@
         <w:pStyle w:val="Heading2"/>
       </w:pPr>
       <w:r>
+        <w:t>Resource: Catatan Studi (Tyndale)</w:t>
+      </w:r>
+      <w:r/>
+    </w:p>
+    <w:p>
+      <w:pPr>
+        <w:pStyle w:val="Heading2"/>
+      </w:pPr>
+      <w:r>
         <w:t>License Information</w:t>
       </w:r>
       <w:r/>
@@ -21,7 +30,7 @@
         <w:rPr>
           <w:b/>
         </w:rPr>
-        <w:t>Study Notes (Tyndale)</w:t>
+        <w:t>Catatan Studi (Tyndale)</w:t>
       </w:r>
       <w:r>
         <w:t xml:space="preserve"> (Indonesian) is based on</w:t>
@@ -74,7 +83,7 @@
         <w:pStyle w:val="Heading1"/>
       </w:pPr>
       <w:r>
-        <w:t>Study Notes (Tyndale)</w:t>
+        <w:t>Catatan Studi (Tyndale)</w:t>
       </w:r>
     </w:p>
     <w:p>
@@ -83,6 +92,51 @@
           <w:headerReference w:type="even" r:id="rId8"/>
           <w:headerReference w:type="default" r:id="rId9"/>
           <w:footerReference w:type="default" r:id="rId10"/>
+          <w:footnotePr>
+            <w:numRestart w:val="eachSect"/>
+          </w:footnotePr>
+          <w:type w:val="continuous"/>
+          <w:pgSz w:w="12240" w:h="15840" w:code="1"/>
+          <w:pgMar w:top="1440" w:right="1440" w:bottom="1440" w:left="1440" w:header="504" w:footer="504" w:gutter="0"/>
+          <w:cols w:space="708"/>
+          <w:titlePg/>
+          <w:docGrid w:linePitch="360"/>
+        </w:sectPr>
+      </w:pPr>
+    </w:p>
+    <w:p>
+      <w:r/>
+    </w:p>
+    <w:p>
+      <w:pPr>
+        <w:pStyle w:val="Heading2"/>
+      </w:pPr>
+      <w:r>
+        <w:t>ISA</w:t>
+      </w:r>
+      <w:r/>
+    </w:p>
+    <w:p>
+      <w:r/>
+      <w:r>
+        <w:rPr>
+          <w:i/>
+        </w:rPr>
+        <w:t>Yesaya 1:1, Yesaya 1:2, Yesaya 1:3, Yesaya 1:4, Yesaya 1:5, Yesaya 1:6, Yesaya 1:7, Yesaya 1:8, Yesaya 1:9, Yesaya 1:10, Yesaya 1:11–15, Yesaya 1:13, Yesaya 1:14, Yesaya 1:15, Yesaya 1:16, Yesaya 1:17, Yesaya 1:18, Yesaya 1:19–20, Yesaya 1:20, Yesaya 1:21, Yesaya 1:24, Yesaya 1:25, Yesaya 1:26, Yesaya 1:27, Isaiah 1:29–30, Yesaya 2:1, Yesaya 2:2, Yesaya 2:2–4, Yesaya 2:3, Yesaya 2:4, Yesaya 2:5, Yesaya 2:5–22, Yesaya 2:5–4.1, Yesaya 2:6, Yesaya 2:7–8, Yesaya 2:10, Yesaya 2:11–12, Yesaya 2:13, Yesaya 2:13–16, Yesaya 2:16, Yesaya 2:17, Yesaya 2:20–21, Yesaya 2:22, Yesaya 3:1, Yesaya 3:1–12, Yesaya 3:2–3, Yesaya 3:4, Yesaya 3:6–7, Yesaya 3:8–9, Yesaya 3:9, Yesaya 3:10, Yesaya 3:11, Yesaya 3:13, Yesaya 3:14, Yesaya 3:15, Yesaya 3:16, Yesaya 3:16–4.1, Yesaya 3:17–25, Yesaya 3:25, Yesaya 4:1, Yesaya 4:2, Yesaya 4:2–6, Yesaya 4:3, Yesaya 4:4, Yesaya 4:5, Yesaya 4:6, Yesaya 5:1, Yesaya 5:1–7, Yesaya 5:1–30, Yesaya 5:2, Yesaya 5:3–4, Yesaya 5:5–6, Yesaya 5:6, Yesaya 5:7, Yesaya 5:8–10, Yesaya 5:8–23, Yesaya 5:10, Yesaya 5:11–17, Yesaya 5:12, Yesaya 5:13, Yesaya 5:14, Yesaya 5:16, Yesaya 5:18, Yesaya 5:18–19, Yesaya 5:19, Yesaya 5:20, Yesaya 5:21, Yesaya 5:22–24, Yesaya 5:24, Yesaya 5:25, Yesaya 5:26, Yesaya 5:30, Yesaya 6:1, Yesaya 6:1–13, Yesaya 6:2, Yesaya 6:3, Yesaya 6:5, Yesaya 6:7, Yesaya 6:8, Yesaya 6:9, Yesaya 6:10, Yesaya 6:11, Yesaya 6:13, Yesaya 7:1, Yesaya 7:1–25, Yesaya 7:1–12.6, Yesaya 7:1–39.8, Yesaya 7:2, Yesaya 7:3, Yesaya 7:4, Yesaya 7:6, Yesaya 7:8, Yesaya 7:9, Yesaya 7:11, Yesaya 7:12, Yesaya 7:14, Yesaya 7:15–16, Yesaya 7:17, Yesaya 7:18–25, Yesaya 7:19, Yesaya 7:20, Yesaya 7:23–25, Yesaya 8:1, Yesaya 8:3, Yesaya 8:4, Yesaya 8:5–10, Yesaya 8:6, Yesaya 8:7, Yesaya 8:8, Yesaya 8:9–10, Yesaya 8:10, Yesaya 8:11–15, Yesaya 8:12, Yesaya 8:13, Yesaya 8:14, Yesaya 8:16, Yesaya 8:16–17, Yesaya 8:17, Yesaya 8:18, Yesaya 8:19–22, Yesaya 8:20, Yesaya 9:1, Yesaya 9:1–7, Yesaya 9:4, Yesaya 9:5, Yesaya 9:6, Yesaya 9:7, Yesaya 9:8–12, Yesaya 9:10, Yesaya 9:11, Yesaya 9:13–17, Yesaya 9:17, Yesaya 9:18–21, Yesaya 9:21, Yesaya 10:1, Yesaya 10:1–4, Yesaya 10:3, Yesaya 10:5, Yesaya 10:5–19, Yesaya 10:5–11.16, Yesaya 10:6, Yesaya 10:7, Yesaya 10:9, Yesaya 10:10, Yesaya 10:11, Yesaya 10:12, Yesaya 10:13, Yesaya 10:15, Yesaya 10:16, Yesaya 10:20, Yesaya 10:20–27, Yesaya 10:22, Yesaya 10:24, Yesaya 10:24–34, Yesaya 10:26, Yesaya 10:27, Yesaya 10:28–34, Yesaya 11:1, Yesaya 11:1–16, Yesaya 11:2, Yesaya 11:3, Yesaya 11:4, Yesaya 11:5, Yesaya 11:6, Yesaya 11:9, Yesaya 11:10, Yesaya 11:11, Yesaya 11:13, Yesaya 11:14, Yesaya 11:15–16, Yesaya 12:1, Yesaya 12:1–6, Yesaya 12:2, Yesaya 12:3, Yesaya 12:4–5, Yesaya 12:6, Yesaya 13:1, Yesaya 13:1–23.18, Yesaya 13:2, Yesaya 13:5, Yesaya 13:6, Yesaya 13:8, Yesaya 13:10, Yesaya 13:11, Yesaya 13:12, Yesaya 13:13, Yesaya 13:16, Yesaya 13:17, Yesaya 13:19–22, Yesaya 13:20, Yesaya 14:1, Yesaya 14:1–2, Yesaya 14:2, Yesaya 14:3, Yesaya 14:3–23, Yesaya 14:4, Yesaya 14:7–8, Yesaya 14:9, Yesaya 14:10, Yesaya 14:11, Yesaya 14:12, Yesaya 14:13, Yesaya 14:14, Yesaya 14:15–17, Yesaya 14:18–20, Yesaya 14:21, Yesaya 14:22–23, Yesaya 14:24, Yesaya 14:24–27, Yesaya 14:25, Yesaya 14:26, Yesaya 14:29, Yesaya 14:31, Yesaya 14:32, Yesaya 15:1, Yesaya 15:1–16.14, Yesaya 15:2, Yesaya 15:4, Yesaya 15:5, Yesaya 15:6, Yesaya 15:7–8, Yesaya 15:9, Yesaya 16:1, Yesaya 16:1–4, Yesaya 16:3–4, Yesaya 16:4–5, Yesaya 16:5, Yesaya 16:6, Yesaya 16:6–11, Yesaya 16:8, Yesaya 16:12, Yesaya 16:14, Yesaya 17:1, Yesaya 17:1–20.6, Yesaya 17:2, Yesaya 17:3, Yesaya 17:4, Yesaya 17:4–11, Yesaya 17:5, Yesaya 17:6, Yesaya 17:7, Yesaya 17:8, Yesaya 17:9, Yesaya 17:10, Yesaya 17:12, Yesaya 17:12–14, Yesaya 17:13, Yesaya 17:14, Yesaya 18:1, Yesaya 18:3, Yesaya 18:4, Yesaya 18:5, Yesaya 18:7, Yesaya 19:1, Yesaya 19:1–10, Yesaya 19:1–20.6, Yesaya 19:2, Yesaya 19:3, Yesaya 19:4, Yesaya 19:5, Yesaya 19:9, Yesaya 19:11, Yesaya 19:11–15, Yesaya 19:12, Yesaya 19:13, Yesaya 19:15, Yesaya 19:16, Yesaya 19:18, Yesaya 19:19, Yesaya 19:19–25, Yesaya 19:20, Yesaya 19:22, Yesaya 19:23, Yesaya 19:24, Yesaya 19:25, Yesaya 20:1, Yesaya 20:1–5, Yesaya 20:2, Yesaya 20:3–4, Yesaya 20:5–6, Yesaya 21:1, Yesaya 21:2, Yesaya 21:3, Yesaya 21:7, Yesaya 21:9, Yesaya 21:10, Yesaya 21:11–12, Yesaya 21:11–17, Yesaya 21:12, Yesaya 21:13, Yesaya 21:13–17, Yesaya 21:14, Yesaya 21:15, Yesaya 21:16, Yesaya 21:17, Yesaya 22:1, Yesaya 22:1–4, Yesaya 22:1–25, Yesaya 22:2, Yesaya 22:3, Yesaya 22:4, Yesaya 22:5, Yesaya 22:5–8, Yesaya 22:6, Yesaya 22:7, Yesaya 22:8, Yesaya 22:8–11, Yesaya 22:9, Yesaya 22:12–14, Yesaya 22:14, Yesaya 22:15, Yesaya 22:15–25, Yesaya 22:16, Yesaya 22:18, Yesaya 22:19–20, Yesaya 22:21, Yesaya 22:22, Yesaya 22:25, Yesaya 23:1, Yesaya 23:1–18, Yesaya 23:2, Yesaya 23:3, Yesaya 23:4, Yesaya 23:5, Yesaya 23:8, Yesaya 23:10, Yesaya 23:11, Yesaya 23:13, Yesaya 23:15–18, Yesaya 23:17, Yesaya 23:18, Yesaya 24:1, Yesaya 24:1–23, Yesaya 24:1–27.13, Yesaya 24:4, Yesaya 24:4–13, Yesaya 24:5, Yesaya 24:6, Yesaya 24:7, Yesaya 24:8, Yesaya 24:10, Yesaya 24:11, Yesaya 24:13, Yesaya 24:14–16, Yesaya 24:16, Yesaya 24:18, Yesaya 24:21, Yesaya 24:22, Yesaya 25:1–5, Yesaya 25:1–12, Yesaya 25:3, Yesaya 25:6, Yesaya 25:6–8, Yesaya 25:8, Yesaya 25:9–12, Yesaya 25:10, Yesaya 25:11, Yesaya 26:1, Yesaya 26:1–6, Yesaya 26:1–21, Yesaya 26:2, Yesaya 26:3, Yesaya 26:5, Yesaya 26:6, Yesaya 26:7, Yesaya 26:7–21, Yesaya 26:8, Yesaya 26:9, Yesaya 26:10, Yesaya 26:11, Yesaya 26:15, Yesaya 26:16, Yesaya 26:17, Yesaya 26:18, Yesaya 26:19, Yesaya 26:20, Yesaya 26:21, Yesaya 27:1, Yesaya 27:2–6, Yesaya 27:3, Yesaya 27:5, Yesaya 27:6, Yesaya 27:7, Yesaya 27:7–11, Yesaya 27:8, Yesaya 27:9, Yesaya 27:10, Yesaya 27:11, Yesaya 27:12, Yesaya 27:13, Yesaya 28:1, Yesaya 28:1–29, Yesaya 28:1–33.24, Yesaya 28:2, Yesaya 28:5–6, Yesaya 28:7, Yesaya 28:7–13, Yesaya 28:9–10, Yesaya 28:11, Yesaya 28:12, Yesaya 28:13, Yesaya 28:14–22, Yesaya 28:15, Yesaya 28:16, Yesaya 28:17, Yesaya 28:20, Yesaya 28:21, Yesaya 28:23, Yesaya 28:24–29, Yesaya 28:27–28, Yesaya 28:28, Yesaya 28:29, Yesaya 29:1–2, Yesaya 29:1–8, Yesaya 29:1–14, Yesaya 29:3, Yesaya 29:4, Yesaya 29:6, Yesaya 29:7, Yesaya 29:8, Yesaya 29:8–12, Yesaya 29:10, Yesaya 29:13, Yesaya 29:14, Yesaya 29:15, Yesaya 29:15–24, Yesaya 29:16, Yesaya 29:17, Yesaya 29:18, Yesaya 29:21, Yesaya 29:22, Yesaya 29:22–24, Yesaya 30:1, Yesaya 30:1–5, Yesaya 30:1–33, Yesaya 30:4, Yesaya 30:6, Yesaya 30:6–7, Yesaya 30:7, Yesaya 30:8–11, Yesaya 30:11, Yesaya 30:12, Yesaya 30:12–17, Yesaya 30:15, Yesaya 30:16, Yesaya 30:17, Yesaya 30:18, Yesaya 30:18–33, Yesaya 30:19, Yesaya 30:20, Yesaya 30:21, Yesaya 30:22, Yesaya 30:23–24, Yesaya 30:26, Yesaya 30:27–33, Yesaya 30:28, Yesaya 30:30, Yesaya 30:31, Yesaya 30:32, Yesaya 30:33, Yesaya 31:1, Yesaya 31:1–3, Yesaya 31:4–9: 4. Sebab beginilah firman TUHAN kepadaku: "Seperti singa atau singa muda mengaum-aum terhadap mangsanya dan walaupun segerombolan gembala dipanggil melawan dia, ia tidak terkejut mendengar suara mereka dan tidak takut melihat jumlah mereka, demikianlah TUHAN semesta alam akan turun berperang di atas gunung Sion dan di atas bukitnya. 5. Seperti burung yang berkepak-kepak melindungi sarangnya, demikianlah TUHAN semesta alam akan melindungi Yerusalem: Ia akan melindungi dan menyelamatkannya, Ia akan menyayangi dan menjauhkan celaka." 6. Bertobatlah, hai orang Israel, kepada Dia yang sudah kamu tinggalkan jauh-jauh! 7. Sebab pada hari itu setiap orang akan membuang berhala peraknya dan berhala emasnya, yang dibuat oleh tanganmu sendiri sebagai dosa. 8. Asyur akan rebah oleh pedang, bukan oleh pedang manusia, dan pedang, bukan buatan manusia, akan memakannya; ia akan melarikan diri dari pedang itu, dan orang-orang mudanya akan menjadi orang rodi. 9. Pelindungnya akan lenyap oleh sebab kegentaran, dan pembesarnya akan lari ketakutan dari panji-panji itu," demikianlah firman TUHAN, yang api-Nya ada di Sion dan perapian-Nya di Yerusalem., Yesaya 31:9, Yesaya 32:1, Yesaya 32:2, Yesaya 32:5, Yesaya 32:6, Yesaya 32:7, Yesaya 32:9, Yesaya 32:9–15, Yesaya 32:10, Yesaya 32:11, Yesaya 32:14, Yesaya 32:15, Yesaya 32:17, Yesaya 32:18, Yesaya 32:19, Yesaya 33:1, Yesaya 33:2, Yesaya 33:9, Yesaya 33:11, Yesaya 33:14, Yesaya 33:15, Yesaya 33:17, Yesaya 33:17–24, Yesaya 33:18, Yesaya 33:19, Yesaya 33:24, Yesaya 34:1–17, Yesaya 34:2, Yesaya 34:3, Yesaya 34:4, Yesaya 34:5, Yesaya 34:6, Yesaya 34:8, Yesaya 34:9, Yesaya 34:10, Yesaya 34:11, Yesaya 34:11–14, Yesaya 34:16, Yesaya 35:1, Yesaya 35:1–10, Yesaya 35:2, Yesaya 35:3, Yesaya 35:4, Yesaya 35:5, Yesaya 35:6, Yesaya 35:8, Yesaya 35:10, Yesaya 36:1, Yesaya 36:1–39.8, Yesaya 36:2, Yesaya 36:3, Yesaya 36:4, Yesaya 36:4–22, Yesaya 36:5, Yesaya 36:6, Yesaya 36:7, Yesaya 36:8, Yesaya 36:10, Yesaya 36:11, Yesaya 36:13–20, Yesaya 36:14, Yesaya 36:15, Yesaya 36:16–17, Yesaya 36:19, Yesaya 37:1, Yesaya 37:4, Yesaya 37:5–7, Yesaya 37:8, Yesaya 37:9, Yesaya 37:12, Yesaya 37:14–20, Yesaya 37:16, Yesaya 37:20, Yesaya 37:21, Yesaya 37:22, Yesaya 37:23, Yesaya 37:24, Yesaya 37:25, Yesaya 37:26, Yesaya 37:28, Yesaya 37:29, Yesaya 37:30, Yesaya 37:30–35, Yesaya 37:32, Yesaya 37:33, Yesaya 37:35, Yesaya 37:36, Yesaya 37:38, Yesaya 38:1, Yesaya 38:1–9, Yesaya 38:3, Yesaya 38:5, Yesaya 38:6, Yesaya 38:9–20, Yesaya 38:10, Yesaya 38:11, Yesaya 38:12, Yesaya 38:15, Yesaya 38:16, Yesaya 38:21–22, Yesaya 38:22, Yesaya 39:1, Yesaya 39:1–8, Yesaya 39:2, Yesaya 39:6–7, Yesaya 40:1–31, Yesaya 40:1–55.13, Yesaya 40:1–66.24, Yesaya 40:2, Yesaya 40:3, Yesaya 40:3–5, Yesaya 40:5, Yesaya 40:6, Yesaya 40:6–8, Yesaya 40:7, Yesaya 40:8, Yesaya 40:9, Yesaya 40:9–11, Yesaya 40:10, Yesaya 40:11, Yesaya 40:12–13, Yesaya 40:12–17: 12. Siapakah yang mengukur air laut dengan lekuk tangannya dan mengukur langit dengan jengkal? Siapakah yang menampung debu tanah dalam takaran dan menimbang gunung-gunung dengan dacing, dan bukit-bukit dengan neraca? 13. Siapakah yang dapat mengatur Roh TUHAN atau memberi petunjuk kepada-Nya sebagai penasihat? 14. Kepada siapa TUHAN meminta nasihat untuk mendapat pengertian, dan siapakah yang mengajar Dia jalan keadilan, atau mengajar Dia pengetahuan, dan memperkenalkan kepada-Nya jalan pengertian? 15. Sesungguhnya, bangsa-bangsa adalah seperti setitik air dalam timba, dan seperti sebutir debu pada neraca; sesungguhnya, pulau-pulau tidak lebih dari abu halus yang diterbangkan angin. 16. Libanon tidak mencukupi untuk kayu api, dan binatang-binatangnya tidak mencukupi untuk korban bakaran. 17. Segala bangsa seperti tidak ada di hadapan-Nya, mereka dianggap-Nya hampa dan sia-sia saja., Yesaya 40:15, Yesaya 40:16, Yesaya 40:17, Yesaya 40:18, Yesaya 40:20, Yesaya 40:21, Yesaya 40:22, Yesaya 40:23, Yesaya 40:25, Yesaya 40:26, Yesaya 40:27, Yesaya 40:28, Yesaya 40:29, Yesaya 40:31, Yesaya 41:1, Yesaya 41:1–7, Yesaya 41:2, Yesaya 41:4, Yesaya 41:5–7, Yesaya 41:6, Yesaya 41:8, Yesaya 41:8–16, Yesaya 41:9, Yesaya 41:10, Yesaya 41:14, Yesaya 41:16, Yesaya 41:18, Yesaya 41:21, Yesaya 41:21–29, Yesaya 41:25, Yesaya 41:26, Yesaya 41:27, Yesaya 42:1, Yesaya 42:1–4, Yesaya 42:2, Yesaya 42:3, Yesaya 42:4, Yesaya 42:6, Yesaya 42:7, Yesaya 42:8–9, Yesaya 42:10–11, Yesaya 42:13, Yesaya 42:14, Yesaya 42:18–20, Yesaya 42:21, Yesaya 42:22–25, Yesaya 42:25, Yesaya 43:1, Yesaya 43:1–7, Yesaya 43:2, Yesaya 43:7, Yesaya 43:8–13, Yesaya 43:10, Yesaya 43:14–21, Yesaya 43:18, Yesaya 43:21, Yesaya 43:22, Yesaya 43:25, Yesaya 43:27, Yesaya 44:1–5, Yesaya 44:3, Yesaya 44:6–20, Yesaya 44:15–17, Yesaya 44:18–19, Yesaya 44:21–22, Yesaya 44:23, Yesaya 44:24–45:8, Yesaya 44:25, Yesaya 44:27, Yesaya 44:28, Yesaya 45:1, Yesaya 45:3, Yesaya 45:4–5, Yesaya 45:7, Yesaya 45:9–11, Yesaya 45:9–13, Yesaya 45:14, Yesaya 45:17, Yesaya 45:18, Yesaya 45:18–25, Yesaya 45:22, Yesaya 45:23, Yesaya 45:24, Yesaya 45:25, Yesaya 46:1, Yesaya 46:1–2, Yesaya 46:3, Yesaya 46:8–13, Yesaya 46:10, Yesaya 46:11, Yesaya 46:12, Yesaya 46:13, Yesaya 47:1, Yesaya 47:1–4, Yesaya 47:1–48.22, Yesaya 47:3, Yesaya 47:5–11, Yesaya 47:6, Yesaya 47:8, Yesaya 47:9, Yesaya 47:10, Yesaya 47:12–15, Yesaya 47:13, Yesaya 48:1, Yesaya 48:1–2, Yesaya 48:1–11, Yesaya 48:1–22, Yesaya 48:3, Yesaya 48:6–7, Yesaya 48:10, Yesaya 48:11, Yesaya 48:12–22, Yesaya 48:14, Yesaya 48:15, Yesaya 48:16, Yesaya 48:18, Yesaya 48:19, Yesaya 48:20, Yesaya 48:21, Yesaya 48:22, Yesaya 49:1, Yesaya 49:1–13, Yesaya 49:1–55.13, Yesaya 49:2, Yesaya 49:3, Yesaya 49:4, Yesaya 49:6, Yesaya 49:7, Yesaya 49:8, Yesaya 49:10–11, Yesaya 49:12, Yesaya 49:13, Yesaya 49:14, Yesaya 49:18, Yesaya 49:19–21, Yesaya 49:22, Yesaya 49:23, Yesaya 49:24, Yesaya 49:25, Yesaya 50:1, Yesaya 50:1–3, Yesaya 50:2, Yesaya 50:3, Yesaya 50:4, Yesaya 50:4–11, Yesaya 50:6, Yesaya 50:7, Yesaya 50:8, Yesaya 50:9, Yesaya 50:10, Yesaya 50:10–11, Yesaya 50:11, Yesaya 51:1, Yesaya 51:1–8, Yesaya 51:2, Yesaya 51:3, Yesaya 51:4, Yesaya 51:5, Yesaya 51:6, Yesaya 51:7, Yesaya 51:9–10, Yesaya 51:13, Yesaya 51:14, Yesaya 51:15, Yesaya 51:16, Yesaya 51:17, Yesaya 51:17–23, Yesaya 51:20, Yesaya 51:22, Yesaya 51:23, Yesaya 52:1, Yesaya 52:3, Yesaya 52:4, Yesaya 52:5, Yesaya 52:6, Yesaya 52:7, Yesaya 52:7–12, Yesaya 52:8, Yesaya 52:10, Yesaya 52:11, Yesaya 52:11–12, Yesaya 52:12, Yesaya 52:13, Yesaya 52:13–53:12, Yesaya 52:14, Yesaya 52:14–15, Yesaya 52:15, Yesaya 53:1, Yesaya 53:2, Yesaya 53:3, Yesaya 53:4, Yesaya 53:5, Yesaya 53:6, Yesaya 53:7, Yesaya 53:7–8, Yesaya 53:8, Yesaya 53:9, Yesaya 53:10, Yesaya 53:10–12, Yesaya 53:11, Yesaya 53:12, Yesaya 54:1, Yesaya 54:1–3, Yesaya 54:1–17, Yesaya 54:1–55.13, Yesaya 54:3, Yesaya 54:5, Yesaya 54:7–8, Yesaya 54:9, Yesaya 54:10, Yesaya 54:11, Yesaya 54:11–17, Yesaya 54:13, Yesaya 54:14, Yesaya 54:15, Yesaya 54:17, Yesaya 55:1, Yesaya 55:1–13, Yesaya 55:2, Yesaya 55:3, Yesaya 55:6, Yesaya 55:6–9, Yesaya 55:7, Yesaya 55:8–9, Yesaya 55:10–11, Yesaya 55:12, Yesaya 55:12–13, Yesaya 55:13, Yesaya 56:1, Yesaya 56:1–8, Yesaya 56:1–66.24, Yesaya 56:2, Yesaya 56:3, Yesaya 56:3–7, Yesaya 56:4, Yesaya 56:5, Yesaya 56:6, Yesaya 56:7, Yesaya 56:8, Yesaya 56:9, Yesaya 56:9–57.13, Yesaya 56:10, Yesaya 56:11, Yesaya 57:1, Yesaya 57:1–2, Yesaya 57:2, Yesaya 57:3, Yesaya 57:4, Yesaya 57:5, Yesaya 57:6, Yesaya 57:8, Yesaya 57:11, Yesaya 57:12, Yesaya 57:13, Yesaya 57:14–21, Yesaya 57:15, Yesaya 57:18, Yesaya 57:19, Yesaya 57:20, Yesaya 57:21, Yesaya 58:1–4, Yesaya 58:2, Yesaya 58:3, Yesaya 58:5, Yesaya 58:6–7, Yesaya 58:8, Yesaya 58:9, Yesaya 58:10, Yesaya 58:12, Yesaya 58:13, Yesaya 58:14, Yesaya 59:1, Yesaya 59:1–8, Yesaya 59:1–20, Yesaya 59:2, Yesaya 59:4, Yesaya 59:5–6, Yesaya 59:7–8, Yesaya 59:9–15, Yesaya 59:10, Yesaya 59:11–14, Yesaya 59:15–17, Yesaya 59:18, Yesaya 59:19, Yesaya 59:21, Yesaya 60:1–3, Yesaya 60:3, Yesaya 60:5–7, Yesaya 60:6, Yesaya 60:7, Yesaya 60:9, Yesaya 60:10, Yesaya 60:10–16, Yesaya 60:11, Yesaya 60:12, Yesaya 60:13, Yesaya 60:15, Yesaya 60:17, Yesaya 60:17–20, Yesaya 60:18, Yesaya 60:19–20, Isaiah 60:21, Yesaya 60:22, Yesaya 61:1, Yesaya 61:1–3, Yesaya 61:2, Yesaya 61:3, Yesaya 61:6, Yesaya 61:7, Yesaya 61:8, Yesaya 61:9, Yesaya 61:10, Yesaya 62:1–12, Yesaya 62:2, Yesaya 62:4, Yesaya 62:6–7, Yesaya 62:8, Yesaya 62:9, Yesaya 62:10, Yesaya 62:10–12, Yesaya 63:1, Yesaya 63:1–6, Yesaya 63:2, Yesaya 63:4, Yesaya 63:6, Yesaya 63:7, Yesaya 63:7–14, Yesaya 63:8, Yesaya 63:9, Yesaya 63:10, Yesaya 63:14, Yesaya 63:15–64.12, Yesaya 63:16, Yesaya 63:17, Yesaya 63:18, Yesaya 63:19, Yesaya 64:5–6, Yesaya 64:7, Yesaya 64:8, Yesaya 64:10, Yesaya 65:1–2, Yesaya 65:1–66.24, Yesaya 65:3, Yesaya 65:4, Yesaya 65:5, Yesaya 65:6, Yesaya 65:7, Yesaya 65:8–16, Yesaya 65:10, Yesaya 65:11, Yesaya 65:12, Yesaya 65:13–15, Yesaya 65:15, Yesaya 65:16, Yesaya 65:17, Yesaya 65:18–19, Yesaya 65:24, Yesaya 65:25, Yesaya 66:1, Yesaya 66:2, Yesaya 66:3, Yesaya 66:6, Yesaya 66:7, Yesaya 66:8, Yesaya 66:9, Yesaya 66:12, Yesaya 66:13, Yesaya 66:14, Yesaya 66:15–16, Yesaya 66:17, Yesaya 66:18–23, Yesaya 66:19, Yesaya 66:21, Yesaya 66:22, Yesaya 66:24</w:t>
+      </w:r>
+      <w:r/>
+    </w:p>
+    <w:p>
+      <w:r/>
+      <w:r>
+        <w:t xml:space="preserve"> </w:t>
+      </w:r>
+      <w:r/>
+      <w:r/>
+    </w:p>
+    <w:p>
+      <w:pPr>
+        <w:sectPr>
           <w:footnotePr>
             <w:numRestart w:val="eachSect"/>
           </w:footnotePr>
